--- a/BackEnd/AI_Agent_Pipeline/output/Assesment Report.docx
+++ b/BackEnd/AI_Agent_Pipeline/output/Assesment Report.docx
@@ -729,7 +729,7 @@
                 <w:sz w:val="20"/>
                 <w:rFonts w:ascii="Aptos" w:hAnsi="Aptos"/>
               </w:rPr>
-              <w:t>2026-09-03 18:13:24</w:t>
+              <w:t>2026-09-03 19:49:00</w:t>
             </w:r>
           </w:p>
         </w:tc>
@@ -2541,7 +2541,7 @@
         <w:t xml:space="preserve">Observations: </w:t>
       </w:r>
       <w:r>
-        <w:t>dim_card is a compact dimension-style table (4,000 rows, 0.2 MB) with a 23-column schema spanning identifiers, card attributes, key lifecycle dates, and multiple financial amount measures (DOUBLE). It uses a composite primary key on card_id and customer_id, and no foreign keys are defined in the available metadata. The table is referenced downstream by fact_card_transaction, indicating it serves as a core lookup entity for transactional records.</w:t>
+        <w:t>dim_card contains 23 columns covering card identifiers, card attributes, multiple DATE lifecycle fields, and several DOUBLE limit/balance measures plus an INT reward_points field. A composite primary key is defined on card_id and customer_id, and no foreign keys are present in the available metadata. The table is directly depended on by fact_card_transaction, indicating it serves as a lookup/dimension source for transactional records.</w:t>
       </w:r>
     </w:p>
     <w:p>
@@ -5295,7 +5295,7 @@
         <w:t xml:space="preserve">Observations: </w:t>
       </w:r>
       <w:r>
-        <w:t>This is a 22-column transaction fact table with mixed identifiers, timestamps/dates, merchant attributes, and numeric measures (amount, billing_amount_inr, fx_rate, fraud_score). It defines a composite primary key across four identifier columns and includes one foreign key linking card_id to dim_card, indicating a dimensional relationship to card reference data. No dependent tables, related views, or stored procedures are reported in the metadata, suggesting limited downstream object coupling captured here.</w:t>
+        <w:t>This is a 22-column managed base table with 125000 rows and a reported size of 3.89 MB. It includes a composite primary key spanning transaction, card, customer, and merchant identifiers, and has a defined foreign key from card_id to dim_card, indicating a direct dependency on that dimension table. No dependent tables, related views, or related stored procedures are recorded in the provided metadata.</w:t>
       </w:r>
     </w:p>
     <w:p>
@@ -7959,7 +7959,7 @@
         <w:t xml:space="preserve">Observations: </w:t>
       </w:r>
       <w:r>
-        <w:t>This view exposes five fields (IDs, date, amount, and status) and is defined as a direct SELECT * projection. It depends solely on bfsi_dev.sp_demo.archived_orders with no additional filters, joins, or transformations in the view definition.</w:t>
+        <w:t>archived_orders_view is a simple pass-through view that exposes all columns from bfsi_dev.sp_demo.archived_orders without transformations or filters. The view presents five fields covering identifiers, date, monetary amount, and a status attribute, indicating a compact archived-order record shape. Its only explicit dependency is the underlying archived_orders object, and no dependent objects are provided in the metadata.</w:t>
       </w:r>
     </w:p>
     <w:p>
@@ -8743,6 +8743,8 @@
               <w:br/>
               <w:t>- Referenced Objects: bfsi_dev.sp_demo.archived_orders</w:t>
               <w:br/>
+              <w:t>Usage:</w:t>
+              <w:br/>
               <w:t>- Dependent Objects: None</w:t>
             </w:r>
           </w:p>
@@ -8794,7 +8796,7 @@
         <w:t xml:space="preserve">Observations: </w:t>
       </w:r>
       <w:r>
-        <w:t>The stored procedure archive_old_orders exists in the sp_demo schema. No additional metadata (such as parameters, referenced objects, or definition details) is available from the retrieved procedure metadata beyond its name and schema.</w:t>
+        <w:t>The stored procedure is named archive_old_orders and is located in the sp_demo schema. No additional metadata (such as parameters, referenced objects, definition, or dependencies) is available from the retrieved procedure metadata. Based on the provided metadata, only the procedure’s identity (name and schema) can be confirmed.</w:t>
       </w:r>
     </w:p>
     <w:p>
@@ -8992,7 +8994,7 @@
         <w:t xml:space="preserve">Observations: </w:t>
       </w:r>
       <w:r>
-        <w:t>The volume is a MANAGED Unity Catalog volume, indicating it is governed and managed within the platform’s volume framework. The storage location is not available in the retrieved metadata, so the underlying path cannot be confirmed from this report.</w:t>
+        <w:t>The volume credit_card_details_ext_vol is a MANAGED volume within the cards schema. The storage location is not available in the provided metadata, so the underlying path/URI cannot be confirmed from this lookup alone.</w:t>
       </w:r>
     </w:p>
     <w:p>
